--- a/docx/variants/consort-dose-finding.docx
+++ b/docx/variants/consort-dose-finding.docx
@@ -2,22 +2,6 @@
 <file path=word/document.xml><?xml version="1.0" encoding="utf-8"?>
 <w:document xmlns:w="http://schemas.openxmlformats.org/wordprocessingml/2006/main" xmlns:m="http://schemas.openxmlformats.org/officeDocument/2006/math" xmlns:r="http://schemas.openxmlformats.org/officeDocument/2006/relationships" xmlns:o="urn:schemas-microsoft-com:office:office" xmlns:v="urn:schemas-microsoft-com:vml" xmlns:w10="urn:schemas-microsoft-com:office:word" xmlns:a="http://schemas.openxmlformats.org/drawingml/2006/main" xmlns:pic="http://schemas.openxmlformats.org/drawingml/2006/picture" xmlns:wp="http://schemas.openxmlformats.org/drawingml/2006/wordprocessingDrawing">
   <w:body>
-    <w:p>
-      <w:pPr>
-        <w:pStyle w:val="Title"/>
-      </w:pPr>
-      <w:r>
-        <w:t xml:space="preserve">CONSORT for Dose-finding Trials</w:t>
-      </w:r>
-    </w:p>
-    <w:p>
-      <w:pPr>
-        <w:pStyle w:val="Date"/>
-      </w:pPr>
-      <w:r>
-        <w:t xml:space="preserve">2023-10-20</w:t>
-      </w:r>
-    </w:p>
     <w:bookmarkStart w:id="12" w:name="X6ae21ca868737c13152444f9061d62b0aab4385"/>
     <w:p>
       <w:pPr>
@@ -25,37 +9,6 @@
       </w:pPr>
       <w:r>
         <w:t xml:space="preserve">CONSORT for Dose-finding Trials Checklist</w:t>
-      </w:r>
-    </w:p>
-    <w:p>
-      <w:pPr>
-        <w:pStyle w:val="BlockText"/>
-      </w:pPr>
-      <w:r>
-        <w:t xml:space="preserve">Scope: Preferred Reporting Items for early phase dose-finding trials.</w:t>
-      </w:r>
-    </w:p>
-    <w:p>
-      <w:pPr>
-        <w:pStyle w:val="BlockText"/>
-      </w:pPr>
-      <w:r>
-        <w:t xml:space="preserve">Reference: See</w:t>
-      </w:r>
-      <w:r>
-        <w:t xml:space="preserve"> </w:t>
-      </w:r>
-      <w:r>
-        <w:rPr>
-          <w:rStyle w:val="VerbatimChar"/>
-        </w:rPr>
-        <w:t xml:space="preserve">source/variants/consort-dose-finding.yml</w:t>
-      </w:r>
-      <w:r>
-        <w:t xml:space="preserve"> </w:t>
-      </w:r>
-      <w:r>
-        <w:t xml:space="preserve">for canonical link and provenance.</w:t>
       </w:r>
     </w:p>
     <w:bookmarkStart w:id="9" w:name="instructions"/>
